--- a/frontend/src/廠商投標表單/廠商投標表單/標單.docx
+++ b/frontend/src/廠商投標表單/廠商投標表單/標單.docx
@@ -43,7 +43,7 @@
           <w:sz w:val="20"/>
           <w:szCs w:val="16"/>
         </w:rPr>
-        <w:t>3</w:t>
+        <w:t>4</w:t>
       </w:r>
       <w:r>
         <w:rPr>
@@ -59,8 +59,10 @@
           <w:sz w:val="20"/>
           <w:szCs w:val="16"/>
         </w:rPr>
-        <w:t>12</w:t>
-      </w:r>
+        <w:t>06</w:t>
+      </w:r>
+      <w:bookmarkStart w:id="0" w:name="_GoBack"/>
+      <w:bookmarkEnd w:id="0"/>
       <w:r>
         <w:rPr>
           <w:rFonts w:ascii="標楷體" w:hAnsi="標楷體"/>
@@ -313,16 +315,7 @@
           <w:rFonts w:ascii="標楷體" w:hAnsi="標楷體" w:hint="eastAsia"/>
           <w:sz w:val="26"/>
         </w:rPr>
-        <w:t>%%標案</w:t>
-      </w:r>
-      <w:bookmarkStart w:id="0" w:name="_GoBack"/>
-      <w:bookmarkEnd w:id="0"/>
-      <w:r>
-        <w:rPr>
-          <w:rFonts w:ascii="標楷體" w:hAnsi="標楷體" w:hint="eastAsia"/>
-          <w:sz w:val="26"/>
-        </w:rPr>
-        <w:t>名稱%%</w:t>
+        <w:t>%%標案名稱%%</w:t>
       </w:r>
     </w:p>
     <w:p>
